--- a/sources/veille/imac/2026-10-18_veille_imac.docx
+++ b/sources/veille/imac/2026-10-18_veille_imac.docx
@@ -48,7 +48,18 @@
           <w:sz w:val="24"/>
           <w:szCs w:val="24"/>
         </w:rPr>
-        <w:t xml:space="preserve">🔴 ALERTE : Sortie iMac M6 imminente — annonce prévue le 27 octobre, événement presse le 28 octobre</w:t>
+        <w:t xml:space="preserve">🔴 ALERTE : Sortie iMac M6 imminente — événement presse Apple le mercredi 28 octobre, invitation confirmée ; annonce des produits le 27 octobre ou autour du 27, réserve que porte la source elle-même</w:t>
+      </w:r>
+      <w:r>
+        <w:rPr>
+          <w:rFonts w:ascii="Times New Roman" w:cs="Times New Roman" w:eastAsia="Times New Roman" w:hAnsi="Times New Roman"/>
+          <w:i/>
+          <w:iCs/>
+          <w:color w:val="6B7280"/>
+          <w:sz w:val="18"/>
+          <w:szCs w:val="18"/>
+        </w:rPr>
+        <w:t xml:space="preserve">   [Corrigé le 18/10/2026 : la version initiale écrivait « annonce prévue le 27 octobre, événement presse le 28 octobre », sans la réserve de la page citée — MacRumors du 15/10 écrit que Gurman situait l'annonce « "on or around" Tuesday, October 27 ». La seule date ferme est celle de l'invitation presse, le 28 ; le 27 est approché, et c'est lui qui portait le niveau d'alerte, les quatre « dans 9 jours » et les trois scénarios.]</w:t>
       </w:r>
     </w:p>
     <w:p>
@@ -63,7 +74,18 @@
           <w:sz w:val="20"/>
           <w:szCs w:val="20"/>
         </w:rPr>
-        <w:t xml:space="preserve">Sources : 9 exploitées · 1 via extraits · 2 inaccessibles (12 tentées, détail en fin de document)</w:t>
+        <w:t xml:space="preserve">Sources : 10 exploitées · 1 via extraits · 2 inaccessibles (13 tentées, détail en fin de document)</w:t>
+      </w:r>
+      <w:r>
+        <w:rPr>
+          <w:rFonts w:ascii="Times New Roman" w:cs="Times New Roman" w:eastAsia="Times New Roman" w:hAnsi="Times New Roman"/>
+          <w:i/>
+          <w:iCs/>
+          <w:color w:val="6B7280"/>
+          <w:sz w:val="18"/>
+          <w:szCs w:val="18"/>
+        </w:rPr>
+        <w:t xml:space="preserve">   [Corrigé le 18/10/2026 : 9 exploitées sur 12 tentées à la génération, ce qui était exact. Une treizième source a été ouverte pendant la correction, hors du job : voir la source 13.]</w:t>
       </w:r>
     </w:p>
     <w:p>
@@ -232,7 +254,18 @@
           <w:sz w:val="22"/>
           <w:szCs w:val="22"/>
         </w:rPr>
-        <w:t xml:space="preserve">Les prix Apple Store ci-dessous sont ceux pratiqués depuis la hausse de juin 2026. Les configurations CTO (24 Go / 32 Go / SSD personnalisé au-delà du standard) sont disponibles uniquement via le configurateur Apple Store ; leurs prix ne sont pas lisibles en headless.</w:t>
+        <w:t xml:space="preserve">Les prix Apple Store ci-dessous sont ceux pratiqués depuis la hausse de juin 2026. Les configurations CTO (32 Go, SSD personnalisé au-delà du standard) ne sont disponibles que via le configurateur Apple Store, dont les prix ne sont pas lisibles en headless ; le 24 Go / 512 Go, lui, est tarifé sur le comparateur, qui le donne à 2 439 € chez Apple.</w:t>
+      </w:r>
+      <w:r>
+        <w:rPr>
+          <w:rFonts w:ascii="Times New Roman" w:cs="Times New Roman" w:eastAsia="Times New Roman" w:hAnsi="Times New Roman"/>
+          <w:i/>
+          <w:iCs/>
+          <w:color w:val="6B7280"/>
+          <w:sz w:val="18"/>
+          <w:szCs w:val="18"/>
+        </w:rPr>
+        <w:t xml:space="preserve">   [Corrigé le 18/10/2026 : la version initiale rangeait le 24 Go parmi les configurations dont « leurs prix ne sont pas lisibles en headless », alors que le tableau ci-dessus en donne le tarif Apple, lu sur le comparateur.]</w:t>
       </w:r>
     </w:p>
     <w:p>
@@ -532,7 +565,18 @@
           <w:sz w:val="22"/>
           <w:szCs w:val="22"/>
         </w:rPr>
-        <w:t xml:space="preserve">Autres remises repérées sur consomac.fr : iMac 10c/10c · 16 Go · 256 Go Vert à 1 727 € chez E. Leclerc (−272 €, −13,6 %) ; iMac 10c/10c · 16 Go · 256 Go standard à 1 736 € chez Amazon ou Cdiscount (−263 €, −13,2 %).</w:t>
+        <w:t xml:space="preserve">Autres remises repérées sur consomac.fr : iMac 10c/10c · 16 Go · 512 Go Vert à 1 971 € chez E. Leclerc (−248 €, −11,2 % vs 2 219 €), deuxième meilleure remise de la page ; iMac 10c/10c · 16 Go · 256 Go Vert à 1 727 € chez E. Leclerc (−272 €, −13,6 %) ; iMac 10c/10c · 16 Go · 256 Go à 1 736 € chez Amazon, Cdiscount ou E. Leclerc selon le coloris (−263 €, −13,2 %).</w:t>
+      </w:r>
+      <w:r>
+        <w:rPr>
+          <w:rFonts w:ascii="Times New Roman" w:cs="Times New Roman" w:eastAsia="Times New Roman" w:hAnsi="Times New Roman"/>
+          <w:i/>
+          <w:iCs/>
+          <w:color w:val="6B7280"/>
+          <w:sz w:val="18"/>
+          <w:szCs w:val="18"/>
+        </w:rPr>
+        <w:t xml:space="preserve">   [Corrigé le 18/10/2026 : la configuration 16 Go / 512 Go n'avait aucune ligne — le tableau saute du 256 Go au 24 Go / 512 Go — et c'est elle qui porte la deuxième remise de la page ; c'est exactement le trou que la correction du 11/10 avait déjà bouché (Leclerc à 1 979 € ce jour-là). Et le 1 736 € était donné « chez Amazon ou Cdiscount » : Leclerc y est aussi, sur le Bleu et le Rose.]</w:t>
       </w:r>
     </w:p>
     <w:p>
@@ -926,7 +970,18 @@
           <w:sz w:val="22"/>
           <w:szCs w:val="22"/>
         </w:rPr>
-        <w:t xml:space="preserve">iMac M4 10c/10c · 16 Go · 256 Go à 1 639 € (E. Leclerc) vs Lenovo 27IPH11 (Core Ultra 7 355, 32 Go, 1 To) à 1 699,95 € (LDLC) → iMac moins cher de ~61 €, mais avec moins de RAM et de stockage côté Windows (avantage à l'iMac à configuration symétrique).</w:t>
+        <w:t xml:space="preserve">iMac M4 10c/10c · 16 Go · 256 Go à 1 639 € (E. Leclerc) vs Lenovo 27IPH11 (Core Ultra 7 355, 32 Go, 1 To) à 1 699,95 € (LDLC) → iMac moins cher de ~61 €, avec deux fois moins de mémoire et quatre fois moins de stockage. À configuration plus proche, l'avantage change de camp : le HP 32 Go / 1 To à 1 799,99 € est ~409 € sous l'iMac 24 Go / 512 Go à 2 209 €.</w:t>
+      </w:r>
+      <w:r>
+        <w:rPr>
+          <w:rFonts w:ascii="Times New Roman" w:cs="Times New Roman" w:eastAsia="Times New Roman" w:hAnsi="Times New Roman"/>
+          <w:i/>
+          <w:iCs/>
+          <w:color w:val="6B7280"/>
+          <w:sz w:val="18"/>
+          <w:szCs w:val="18"/>
+        </w:rPr>
+        <w:t xml:space="preserve">   [Corrigé le 18/10/2026 : la version initiale concluait « (avantage à l'iMac à configuration symétrique) », conclusion que la ligne précédente de la même rubrique démentait — à l'appariement le plus symétrique dont la note dispose, Windows est 409 € moins cher.]</w:t>
       </w:r>
     </w:p>
     <w:p>
@@ -990,7 +1045,18 @@
           <w:sz w:val="22"/>
           <w:szCs w:val="22"/>
         </w:rPr>
-        <w:t xml:space="preserve">RAM et SSD non évolutifs sur iMac (mémoire unifiée Apple Silicon) ; Lenovo 27IPH11 également limité à 32 Go max selon LDLC (DDR5 soudée).</w:t>
+        <w:t xml:space="preserve">RAM et SSD non évolutifs sur iMac (mémoire unifiée Apple Silicon) ; Lenovo 27IPH11 également plafonné à 32 Go, capacité maximale indiquée sur la fiche LDLC, qui décrit la mémoire comme DDR5 dans ses caractéristiques et LPDDR5X dans sa présentation.</w:t>
+      </w:r>
+      <w:r>
+        <w:rPr>
+          <w:rFonts w:ascii="Times New Roman" w:cs="Times New Roman" w:eastAsia="Times New Roman" w:hAnsi="Times New Roman"/>
+          <w:i/>
+          <w:iCs/>
+          <w:color w:val="6B7280"/>
+          <w:sz w:val="18"/>
+          <w:szCs w:val="18"/>
+        </w:rPr>
+        <w:t xml:space="preserve">   [Corrigé le 18/10/2026 : la version initiale écrivait « limité à 32 Go max selon LDLC (DDR5 soudée) » : « soudée » et « soldered » comptent zéro occurrence sur la fiche LDLC. Le plafond de 32 Go, lui, y est littéral.]</w:t>
       </w:r>
     </w:p>
     <w:p>
@@ -1028,7 +1094,18 @@
           <w:sz w:val="22"/>
           <w:szCs w:val="22"/>
         </w:rPr>
-        <w:t xml:space="preserve">Durée de support logiciel : Apple supporte ses Mac typiquement 7 à 9 ans depuis le lancement. Microsoft supporte Windows 11 jusqu'en octobre 2031 (non vérifié sur source directe cette exécution).</w:t>
+        <w:t xml:space="preserve">Durée de support logiciel : Apple supporte ses Mac typiquement 7 à 9 ans depuis le lancement. Côté Windows, la page de cycle de vie de Windows 11 Home and Pro (source 13) ne publie aucune date de retrait pour le produit, qui suit une politique de cycle de vie continu : chaque version porte sa propre fin de service, et la plus lointaine publiée au 18/10/2026 est le 10/10/2028, pour la version 26H2.</w:t>
+      </w:r>
+      <w:r>
+        <w:rPr>
+          <w:rFonts w:ascii="Times New Roman" w:cs="Times New Roman" w:eastAsia="Times New Roman" w:hAnsi="Times New Roman"/>
+          <w:i/>
+          <w:iCs/>
+          <w:color w:val="6B7280"/>
+          <w:sz w:val="18"/>
+          <w:szCs w:val="18"/>
+        </w:rPr>
+        <w:t xml:space="preserve">   [Corrigé le 18/10/2026 : la version initiale écrivait « Microsoft supporte Windows 11 jusqu'en octobre 2031 (non vérifié sur source directe cette exécution) » — formulation que la correction du 11/10 avait déjà retirée, et qui revenait donc une deuxième semaine. Le chiffre n'est pas seulement non vérifié : « 2031 » compte zéro occurrence sur les quatre pages de cycle de vie ouvertes le 18/10, texte et source. Les dates publiées sont 10/10/2028 (Home and Pro, version 26H2), 9/10/2029 (Enterprise and Education) et 10/10/2029 puis 11/10/2034 (IoT Enterprise LTSC 2024) : octobre 2031 n'en apparie aucune. Déclarer « non vérifié » sans nommer de source n'est pas une déclaration de provenance, à la différence du 1 049 € du Mac mini, rattaché à son article.]</w:t>
       </w:r>
     </w:p>
     <w:p>
@@ -1167,7 +1244,18 @@
           <w:sz w:val="22"/>
           <w:szCs w:val="22"/>
         </w:rPr>
-        <w:t xml:space="preserve">1 879,00 € — iMac 10c/10c · Ethernet · écran nano-texturé — Jaune, Bleu</w:t>
+        <w:t xml:space="preserve">1 879,00 € — iMac 10c/10c · Ethernet — trois machines : deux avec écran nano-texturé (Jaune, Bleu) et une sans (Jaune)</w:t>
+      </w:r>
+      <w:r>
+        <w:rPr>
+          <w:rFonts w:ascii="Times New Roman" w:cs="Times New Roman" w:eastAsia="Times New Roman" w:hAnsi="Times New Roman"/>
+          <w:i/>
+          <w:iCs/>
+          <w:color w:val="6B7280"/>
+          <w:sz w:val="18"/>
+          <w:szCs w:val="18"/>
+        </w:rPr>
+        <w:t xml:space="preserve">   [Corrigé le 18/10/2026 : la version initiale écrivait « 1 879,00 € — iMac 10c/10c · Ethernet · écran nano-texturé — Jaune, Bleu ». La page porte TROIS machines à ce prix, dont une sans écran nano-texturé : l'inventaire ne totalisait que douze lignes pour les treize annoncées deux lignes plus haut. Même palier et même cause que la correction du 11/10, qui avait dû nommer la dixième ligne.]</w:t>
       </w:r>
     </w:p>
     <w:p>
@@ -1212,7 +1300,18 @@
           <w:sz w:val="22"/>
           <w:szCs w:val="22"/>
         </w:rPr>
-        <w:t xml:space="preserve">⚠️ À comparer à configuration identique (homologue neuf) : le 8c/8c reconditionné à 1 519 € est 280 € sous le neuf Apple (1 799 €). Le 10c/10c à 1 689 € est 310 € sous le neuf Apple (1 999 €) mais seulement 50 € sous le meilleur prix neuf marché (1 639 € Leclerc pour la même config 256 Go).</w:t>
+        <w:t xml:space="preserve">⚠️ À comparer à configuration identique (homologue neuf) : le 8c/8c reconditionné à 1 519 € est 280 € sous le neuf Apple (1 799 €). Le 10c/10c à 1 689 € est 310 € sous le neuf Apple (1 999 €) mais 50 € AU-DESSUS du meilleur prix neuf marché (1 639 € Leclerc, même configuration 256 Go) : à ce palier le reconditionné n'a aucun avantage de prix, il ajoute le Gigabit Ethernet.</w:t>
+      </w:r>
+      <w:r>
+        <w:rPr>
+          <w:rFonts w:ascii="Times New Roman" w:cs="Times New Roman" w:eastAsia="Times New Roman" w:hAnsi="Times New Roman"/>
+          <w:i/>
+          <w:iCs/>
+          <w:color w:val="6B7280"/>
+          <w:sz w:val="18"/>
+          <w:szCs w:val="18"/>
+        </w:rPr>
+        <w:t xml:space="preserve">   [Corrigé le 18/10/2026 : la version initiale écrivait « mais seulement 50 € sous le meilleur prix neuf marché (1 639 € Leclerc pour la même config 256 Go) ». 1 689 − 1 639 = 50 : le reconditionné est au-dessus, et la phrase inversait l'arbitrage qu'elle servait.]</w:t>
       </w:r>
     </w:p>
     <w:p>
@@ -1264,7 +1363,18 @@
           <w:sz w:val="22"/>
           <w:szCs w:val="22"/>
         </w:rPr>
-        <w:t xml:space="preserve">Bon plan iMac neuf cette semaine : E. Leclerc propose l'iMac M4 10c/10c · 16 Go · 256 Go Argent à 1 639 € (−18 %, −360 € vs Apple Store). Fnac : offre « 15 € offerts tous les 100 € » sur sélection Apple signalée les 06-07/10/2026 sur consomac.fr — hors fenêtre au 18/10 (expirée ou statut inconnu).</w:t>
+        <w:t xml:space="preserve">Bon plan iMac neuf cette semaine : E. Leclerc propose l'iMac M4 10c/10c · 16 Go · 256 Go Argent à 1 639 € (−18 %, −360 € vs Apple Store). Fnac : offre « 15 € offerts tous les 100 € » sur sélection Apple signalée les 06-07/10/2026 sur consomac.fr — hors fenêtre au 18/10, et la page bons plans la marque Expiré.</w:t>
+      </w:r>
+      <w:r>
+        <w:rPr>
+          <w:rFonts w:ascii="Times New Roman" w:cs="Times New Roman" w:eastAsia="Times New Roman" w:hAnsi="Times New Roman"/>
+          <w:i/>
+          <w:iCs/>
+          <w:color w:val="6B7280"/>
+          <w:sz w:val="18"/>
+          <w:szCs w:val="18"/>
+        </w:rPr>
+        <w:t xml:space="preserve">   [Corrigé le 18/10/2026 : la version initiale écrivait « (expirée ou statut inconnu) » là où la page est catégorique : elle porte la mention Expiré devant les deux annonces des 6 et 7 octobre.]</w:t>
       </w:r>
     </w:p>
     <w:p>
@@ -1417,7 +1527,18 @@
           <w:sz w:val="22"/>
           <w:szCs w:val="22"/>
         </w:rPr>
-        <w:t xml:space="preserve">9to5Mac (15/10/2026) : l'iMac M6 devrait être « simply a chip update » sans changement de design (même source que ci-dessus).</w:t>
+        <w:t xml:space="preserve">9to5Mac (15/10/2026) : l'iMac M6 n'aurait qu'un changement de puce, sans changement de design — la page écrit « unchanged design and simply be a chip update » (même source que ci-dessus).</w:t>
+      </w:r>
+      <w:r>
+        <w:rPr>
+          <w:rFonts w:ascii="Times New Roman" w:cs="Times New Roman" w:eastAsia="Times New Roman" w:hAnsi="Times New Roman"/>
+          <w:i/>
+          <w:iCs/>
+          <w:color w:val="6B7280"/>
+          <w:sz w:val="18"/>
+          <w:szCs w:val="18"/>
+        </w:rPr>
+        <w:t xml:space="preserve">   [Corrigé le 18/10/2026 : la version initiale citait « simply a chip update », que la page n'écrit pas — elle écrit « simply be a chip update ». Quatre mots anglais entre guillemets passent sous le plancher de six mots de la passe B et hors de B-FR : la seule citation fautive de la note n'était examinée par aucune passe.]</w:t>
       </w:r>
     </w:p>
     <w:p>
@@ -1481,7 +1602,18 @@
           <w:sz w:val="22"/>
           <w:szCs w:val="22"/>
         </w:rPr>
-        <w:t xml:space="preserve">Procédé : première puce Apple en 2 nm (le M4 est en 3 nm N3E selon MacRumors — non relu cette exécution). Fondeur non nommé sur la page Apple.</w:t>
+        <w:t xml:space="preserve">Procédé : aucune des pages lues cette exécution ne documente le procédé de fabrication du M6 — la page Apple Mac mini n'en dit rien, et le roundup MacRumors qui le portait répond 404. Le dossier de la série l'attribue à Mark Gurman (23/08/2026), source non rouverte ce jour. Fondeur non nommé sur la page Apple.</w:t>
+      </w:r>
+      <w:r>
+        <w:rPr>
+          <w:rFonts w:ascii="Times New Roman" w:cs="Times New Roman" w:eastAsia="Times New Roman" w:hAnsi="Times New Roman"/>
+          <w:i/>
+          <w:iCs/>
+          <w:color w:val="6B7280"/>
+          <w:sz w:val="18"/>
+          <w:szCs w:val="18"/>
+        </w:rPr>
+        <w:t xml:space="preserve">   [Corrigé le 18/10/2026 : la version initiale écrivait « Procédé : première puce Apple en 2 nm (le M4 est en 3 nm N3E selon MacRumors — non relu cette exécution) », sous un intertitre annonçant la page Apple Mac mini comme source lue ce jour. Mesuré sur cette page : « 2 nm », « nanomètre », « procédé » et « gravure » comptent zéro occurrence, texte et source — et zéro sur les neuf autres pages lisibles. C'est la quatrième édition où cette spécification est écrite sans page, après les corrections du 20/09, du 04/10 et du 11/10 ; le garde-fou 9 bis du prompt est écrit à propos de cette phrase.]</w:t>
       </w:r>
     </w:p>
     <w:p>
@@ -1660,7 +1792,18 @@
           <w:sz w:val="22"/>
           <w:szCs w:val="22"/>
         </w:rPr>
-        <w:t xml:space="preserve">Pour : puce 2 nm (vs 3 nm M4), performances en hausse, nouvelles couleurs. Fenêtre d'attente minimale : 9 jours pour l'annonce, quelques semaines pour la disponibilité.</w:t>
+        <w:t xml:space="preserve">Pour : nouvelle génération de puce — CPU 12 cœurs, GPU 12 cœurs et double Neural Engine 16 cœurs, littéraux sur la page Apple Mac mini lue ce jour —, performances en hausse, nouvelles couleurs. Fenêtre d'attente minimale : 9 jours pour l'annonce si elle tombe le 27, quelques semaines pour la disponibilité.</w:t>
+      </w:r>
+      <w:r>
+        <w:rPr>
+          <w:rFonts w:ascii="Times New Roman" w:cs="Times New Roman" w:eastAsia="Times New Roman" w:hAnsi="Times New Roman"/>
+          <w:i/>
+          <w:iCs/>
+          <w:color w:val="6B7280"/>
+          <w:sz w:val="18"/>
+          <w:szCs w:val="18"/>
+        </w:rPr>
+        <w:t xml:space="preserve">   [Corrigé le 18/10/2026 : la version initiale ouvrait sur « puce 2 nm (vs 3 nm M4) », spécification qu'aucune page lue ne porte — voir la rubrique M6. Les cœurs et le Neural Engine, eux, sont littéraux.]</w:t>
       </w:r>
     </w:p>
     <w:p>
@@ -1851,7 +1994,18 @@
           <w:sz w:val="22"/>
           <w:szCs w:val="22"/>
         </w:rPr>
-        <w:t xml:space="preserve">9 sources lues et exploitées (voir symboles ci-dessous) · 1 approchée via extraits de recherche seulement · 2 inaccessibles sur 12 tentées.</w:t>
+        <w:t xml:space="preserve">10 sources lues et exploitées (voir symboles ci-dessous) · 1 approchée via extraits de recherche seulement · 2 inaccessibles sur 13 tentées.</w:t>
+      </w:r>
+      <w:r>
+        <w:rPr>
+          <w:rFonts w:ascii="Times New Roman" w:cs="Times New Roman" w:eastAsia="Times New Roman" w:hAnsi="Times New Roman"/>
+          <w:i/>
+          <w:iCs/>
+          <w:color w:val="6B7280"/>
+          <w:sz w:val="18"/>
+          <w:szCs w:val="18"/>
+        </w:rPr>
+        <w:t xml:space="preserve">   [Corrigé le 18/10/2026 : 9 et 12 à la génération ; la source 13 a été ouverte pendant la correction, hors du job.]</w:t>
       </w:r>
     </w:p>
     <w:p>
@@ -2248,7 +2402,18 @@
           <w:sz w:val="22"/>
           <w:szCs w:val="22"/>
         </w:rPr>
-        <w:t xml:space="preserve"> — article spécifique introuvable (404) ; homepage accessible. Prix Mac mini M6 (1 049 €) issu d'un article macg.co du 22/09/2026 — non relu cette exécution.</w:t>
+        <w:t xml:space="preserve"> — article spécifique introuvable (404) ; la page d'accueil, qui est l'adresse listée ici, répond 200 pour 14 767 caractères. Prix Mac mini M6 (1 049 €) issu d'un article macg.co du 22/09/2026 — non relu cette exécution, et c'est la troisième édition de suite dans ce cas, alors que ce chiffre fonde le seul chiffrage prospectif du document.</w:t>
+      </w:r>
+      <w:r>
+        <w:rPr>
+          <w:rFonts w:ascii="Times New Roman" w:cs="Times New Roman" w:eastAsia="Times New Roman" w:hAnsi="Times New Roman"/>
+          <w:i/>
+          <w:iCs/>
+          <w:color w:val="6B7280"/>
+          <w:sz w:val="18"/>
+          <w:szCs w:val="18"/>
+        </w:rPr>
+        <w:t xml:space="preserve">   [Précisé le 18/10/2026 : l'adresse listée est la page d'accueil, qui répond 200 ; le 404 porte sur l'article du 15/10, dont l'URL n'est pas listée. Le ⛔ est conservé, puisque c'est l'article qui était visé.]</w:t>
       </w:r>
     </w:p>
     <w:p>
@@ -2288,6 +2453,41 @@
     </w:p>
     <w:p>
       <w:pPr>
+        <w:spacing w:after="40" w:before="40"/>
+      </w:pPr>
+      <w:r>
+        <w:rPr>
+          <w:rFonts w:ascii="Calibri" w:cs="Calibri" w:eastAsia="Calibri" w:hAnsi="Calibri"/>
+          <w:color w:val="1F2937"/>
+          <w:sz w:val="22"/>
+          <w:szCs w:val="22"/>
+        </w:rPr>
+        <w:t xml:space="preserve">✅ 13. </w:t>
+      </w:r>
+      <w:hyperlink w:history="1" r:id="rIdcorrection18102026ms">
+        <w:r>
+          <w:rPr>
+            <w:rFonts w:ascii="Calibri" w:cs="Calibri" w:eastAsia="Calibri" w:hAnsi="Calibri"/>
+            <w:color w:val="1155CC"/>
+            <w:sz w:val="22"/>
+            <w:szCs w:val="22"/>
+            <w:u w:val="single"/>
+          </w:rPr>
+          <w:t xml:space="preserve">learn.microsoft.com — cycle de vie Windows 11 Home and Pro</w:t>
+        </w:r>
+      </w:hyperlink>
+      <w:r>
+        <w:rPr>
+          <w:rFonts w:ascii="Calibri" w:cs="Calibri" w:eastAsia="Calibri" w:hAnsi="Calibri"/>
+          <w:color w:val="1F2937"/>
+          <w:sz w:val="22"/>
+          <w:szCs w:val="22"/>
+        </w:rPr>
+        <w:t xml:space="preserve"> — ouverte le 18/10/2026 pendant la correction, hors du job : aucune date de retrait publiée pour le produit, fin de service la plus lointaine 10/10/2028 (version 26H2).</w:t>
+      </w:r>
+    </w:p>
+    <w:p>
+      <w:pPr>
         <w:spacing w:after="80" w:before="80"/>
       </w:pPr>
       <w:r>
@@ -2428,6 +2628,353 @@
           <w:szCs w:val="22"/>
         </w:rPr>
         <w:t xml:space="preserve">Asus Zen AiO avec processeur Intel Core Ultra 200/300 ou AMD Ryzen 8000 : aucun modèle confirmé en France sur cette semaine — à surveiller.</w:t>
+      </w:r>
+      <w:r>
+        <w:rPr>
+          <w:rFonts w:ascii="Times New Roman" w:cs="Times New Roman" w:eastAsia="Times New Roman" w:hAnsi="Times New Roman"/>
+          <w:i/>
+          <w:iCs/>
+          <w:color w:val="6B7280"/>
+          <w:sz w:val="18"/>
+          <w:szCs w:val="18"/>
+        </w:rPr>
+        <w:t xml:space="preserve">   [Corrigé le 18/10/2026 : deux des cinq items « à surveiller » du 11/10 avaient disparu sans un mot — le Dell EC27260, zéro occurrence, et la promo Boulanger, pourtant encore en ligne à 1 899,00 € ce jour. Ils sont rétablis ci-dessous, et le troisième, tenu à moitié, est explicité. C'est la deuxième correction consécutive qui doit rétablir des items abandonnés.]</w:t>
+      </w:r>
+    </w:p>
+    <w:p>
+      <w:pPr>
+        <w:spacing w:after="80"/>
+      </w:pPr>
+      <w:r>
+        <w:rPr>
+          <w:rFonts w:ascii="Calibri" w:cs="Calibri" w:eastAsia="Calibri" w:hAnsi="Calibri"/>
+          <w:b w:val="false"/>
+          <w:bCs w:val="false"/>
+          <w:color w:val="1F2937"/>
+          <w:sz w:val="22"/>
+          <w:szCs w:val="22"/>
+        </w:rPr>
+        <w:t xml:space="preserve">Prix du Dell EC27260 à confirmer directement chez le constructeur : item de veille du 11/10, non repris cette semaine.</w:t>
+      </w:r>
+    </w:p>
+    <w:p>
+      <w:pPr>
+        <w:spacing w:after="80"/>
+      </w:pPr>
+      <w:r>
+        <w:rPr>
+          <w:rFonts w:ascii="Calibri" w:cs="Calibri" w:eastAsia="Calibri" w:hAnsi="Calibri"/>
+          <w:b w:val="false"/>
+          <w:bCs w:val="false"/>
+          <w:color w:val="1F2937"/>
+          <w:sz w:val="22"/>
+          <w:szCs w:val="22"/>
+        </w:rPr>
+        <w:t xml:space="preserve">Promo Boulanger sur le 10c/10c · 16 Go · 256 Go : toujours en ligne au 18/10 à 1 899,00 € (−5 %) sur le comparateur — item de veille du 04/10 et du 11/10, à suivre.</w:t>
+      </w:r>
+    </w:p>
+    <w:p>
+      <w:pPr>
+        <w:spacing w:after="80"/>
+      </w:pPr>
+      <w:r>
+        <w:rPr>
+          <w:rFonts w:ascii="Calibri" w:cs="Calibri" w:eastAsia="Calibri" w:hAnsi="Calibri"/>
+          <w:b w:val="false"/>
+          <w:bCs w:val="false"/>
+          <w:color w:val="1F2937"/>
+          <w:sz w:val="22"/>
+          <w:szCs w:val="22"/>
+        </w:rPr>
+        <w:t xml:space="preserve">Lenovo 27IPH11 : la consigne du 11/10 demandait d'ouvrir Darty ET LDLC directement avant toute conclusion. LDLC a été ouvert (en stock, 1 699,95 €) ; Darty ne l'a pas été, et la question des specs part pour une troisième semaine.</w:t>
+      </w:r>
+    </w:p>
+    <w:p>
+      <w:pPr>
+        <w:spacing w:after="80" w:before="240"/>
+      </w:pPr>
+      <w:r>
+        <w:rPr>
+          <w:rFonts w:ascii="Calibri" w:cs="Calibri" w:eastAsia="Calibri" w:hAnsi="Calibri"/>
+          <w:b/>
+          <w:bCs/>
+          <w:color w:val="1B3A6B"/>
+          <w:sz w:val="28"/>
+          <w:szCs w:val="28"/>
+        </w:rPr>
+        <w:t xml:space="preserve">📝 Journal des corrections</w:t>
+      </w:r>
+    </w:p>
+    <w:p>
+      <w:pPr>
+        <w:spacing w:after="80"/>
+      </w:pPr>
+      <w:r>
+        <w:rPr>
+          <w:rFonts w:ascii="Calibri" w:cs="Calibri" w:eastAsia="Calibri" w:hAnsi="Calibri"/>
+          <w:b w:val="false"/>
+          <w:bCs w:val="false"/>
+          <w:color w:val="1F2937"/>
+          <w:sz w:val="22"/>
+          <w:szCs w:val="22"/>
+        </w:rPr>
+        <w:t xml:space="preserve">Corrections apportées le 18/10/2026, hors du job, après aspiration des douze adresses de la note et de quatre pages de cycle de vie Windows, reconstruction du comparateur marchand par marchand depuis les logos, rejeu verbatim des tests mécaniques du prompt sous env -i, et relecture du journal des dix-huit corrections de l'édition du 11/10. Seize paragraphes retouchés. ⚠️ TROIS des corrections du 11/10 étaient rejouées : le support Windows 11 (correction ⑩), la remise Leclerc sur le 16 Go / 512 Go (correction ②) et le décompte du reconditionné (correction ⑨). Ce qui a tenu : le Lenovo à 1 349 € écarté des conclusions, le fondeur non nommé, et les 170 Go/s désormais littéraux sur la page Apple. Libellés d'origine ci-dessous.</w:t>
+      </w:r>
+    </w:p>
+    <w:p>
+      <w:pPr>
+        <w:spacing w:after="80"/>
+      </w:pPr>
+      <w:r>
+        <w:rPr>
+          <w:rFonts w:ascii="Calibri" w:cs="Calibri" w:eastAsia="Calibri" w:hAnsi="Calibri"/>
+          <w:b w:val="false"/>
+          <w:bCs w:val="false"/>
+          <w:color w:val="1F2937"/>
+          <w:sz w:val="22"/>
+          <w:szCs w:val="22"/>
+        </w:rPr>
+        <w:t xml:space="preserve">¶2 (en-tête) — libellé d'origine : « 🔴 ALERTE : Sortie iMac M6 imminente — annonce prévue le 27 octobre, événement presse le 28 octobre ».</w:t>
+      </w:r>
+    </w:p>
+    <w:p>
+      <w:pPr>
+        <w:spacing w:after="80"/>
+      </w:pPr>
+      <w:r>
+        <w:rPr>
+          <w:rFonts w:ascii="Calibri" w:cs="Calibri" w:eastAsia="Calibri" w:hAnsi="Calibri"/>
+          <w:b w:val="false"/>
+          <w:bCs w:val="false"/>
+          <w:color w:val="1F2937"/>
+          <w:sz w:val="22"/>
+          <w:szCs w:val="22"/>
+        </w:rPr>
+        <w:t xml:space="preserve">¶3 — libellé d'origine : « Sources : 9 exploitées · 1 via extraits · 2 inaccessibles (12 tentées, détail en fin de document) » ; ¶95 : « 9 sources lues et exploitées … 2 inaccessibles sur 12 tentées ».</w:t>
+      </w:r>
+    </w:p>
+    <w:p>
+      <w:pPr>
+        <w:spacing w:after="80"/>
+      </w:pPr>
+      <w:r>
+        <w:rPr>
+          <w:rFonts w:ascii="Calibri" w:cs="Calibri" w:eastAsia="Calibri" w:hAnsi="Calibri"/>
+          <w:b w:val="false"/>
+          <w:bCs w:val="false"/>
+          <w:color w:val="1F2937"/>
+          <w:sz w:val="22"/>
+          <w:szCs w:val="22"/>
+        </w:rPr>
+        <w:t xml:space="preserve">¶13 — libellé d'origine : « Les configurations CTO (24 Go / 32 Go / SSD personnalisé au-delà du standard) sont disponibles uniquement via le configurateur Apple Store ; leurs prix ne sont pas lisibles en headless. »</w:t>
+      </w:r>
+    </w:p>
+    <w:p>
+      <w:pPr>
+        <w:spacing w:after="80"/>
+      </w:pPr>
+      <w:r>
+        <w:rPr>
+          <w:rFonts w:ascii="Calibri" w:cs="Calibri" w:eastAsia="Calibri" w:hAnsi="Calibri"/>
+          <w:b w:val="false"/>
+          <w:bCs w:val="false"/>
+          <w:color w:val="1F2937"/>
+          <w:sz w:val="22"/>
+          <w:szCs w:val="22"/>
+        </w:rPr>
+        <w:t xml:space="preserve">¶21 — libellé d'origine : « Autres remises repérées sur consomac.fr : iMac 10c/10c · 16 Go · 256 Go Vert à 1 727 € chez E. Leclerc (−272 €, −13,6 %) ; iMac 10c/10c · 16 Go · 256 Go standard à 1 736 € chez Amazon ou Cdiscount (−263 €, −13,2 %). » La ligne 16 Go / 512 Go à 1 971 € chez Leclerc était absente.</w:t>
+      </w:r>
+    </w:p>
+    <w:p>
+      <w:pPr>
+        <w:spacing w:after="80"/>
+      </w:pPr>
+      <w:r>
+        <w:rPr>
+          <w:rFonts w:ascii="Calibri" w:cs="Calibri" w:eastAsia="Calibri" w:hAnsi="Calibri"/>
+          <w:b w:val="false"/>
+          <w:bCs w:val="false"/>
+          <w:color w:val="1F2937"/>
+          <w:sz w:val="22"/>
+          <w:szCs w:val="22"/>
+        </w:rPr>
+        <w:t xml:space="preserve">¶36 — libellé d'origine : « → iMac moins cher de ~61 €, mais avec moins de RAM et de stockage côté Windows (avantage à l'iMac à configuration symétrique). »</w:t>
+      </w:r>
+    </w:p>
+    <w:p>
+      <w:pPr>
+        <w:spacing w:after="80"/>
+      </w:pPr>
+      <w:r>
+        <w:rPr>
+          <w:rFonts w:ascii="Calibri" w:cs="Calibri" w:eastAsia="Calibri" w:hAnsi="Calibri"/>
+          <w:b w:val="false"/>
+          <w:bCs w:val="false"/>
+          <w:color w:val="1F2937"/>
+          <w:sz w:val="22"/>
+          <w:szCs w:val="22"/>
+        </w:rPr>
+        <w:t xml:space="preserve">¶40 — libellé d'origine : « Lenovo 27IPH11 également limité à 32 Go max selon LDLC (DDR5 soudée). »</w:t>
+      </w:r>
+    </w:p>
+    <w:p>
+      <w:pPr>
+        <w:spacing w:after="80"/>
+      </w:pPr>
+      <w:r>
+        <w:rPr>
+          <w:rFonts w:ascii="Calibri" w:cs="Calibri" w:eastAsia="Calibri" w:hAnsi="Calibri"/>
+          <w:b w:val="false"/>
+          <w:bCs w:val="false"/>
+          <w:color w:val="1F2937"/>
+          <w:sz w:val="22"/>
+          <w:szCs w:val="22"/>
+        </w:rPr>
+        <w:t xml:space="preserve">¶42 — libellé d'origine : « Microsoft supporte Windows 11 jusqu'en octobre 2031 (non vérifié sur source directe cette exécution). » Formulation déjà retirée par la correction du 11/10 ; elle est fausse, et non seulement non vérifiée.</w:t>
+      </w:r>
+    </w:p>
+    <w:p>
+      <w:pPr>
+        <w:spacing w:after="80"/>
+      </w:pPr>
+      <w:r>
+        <w:rPr>
+          <w:rFonts w:ascii="Calibri" w:cs="Calibri" w:eastAsia="Calibri" w:hAnsi="Calibri"/>
+          <w:b w:val="false"/>
+          <w:bCs w:val="false"/>
+          <w:color w:val="1F2937"/>
+          <w:sz w:val="22"/>
+          <w:szCs w:val="22"/>
+        </w:rPr>
+        <w:t xml:space="preserve">¶50 — libellé d'origine : « 1 879,00 € — iMac 10c/10c · Ethernet · écran nano-texturé — Jaune, Bleu ».</w:t>
+      </w:r>
+    </w:p>
+    <w:p>
+      <w:pPr>
+        <w:spacing w:after="80"/>
+      </w:pPr>
+      <w:r>
+        <w:rPr>
+          <w:rFonts w:ascii="Calibri" w:cs="Calibri" w:eastAsia="Calibri" w:hAnsi="Calibri"/>
+          <w:b w:val="false"/>
+          <w:bCs w:val="false"/>
+          <w:color w:val="1F2937"/>
+          <w:sz w:val="22"/>
+          <w:szCs w:val="22"/>
+        </w:rPr>
+        <w:t xml:space="preserve">¶53 — libellé d'origine : « Le 10c/10c à 1 689 € est 310 € sous le neuf Apple (1 999 €) mais seulement 50 € sous le meilleur prix neuf marché (1 639 € Leclerc pour la même config 256 Go). »</w:t>
+      </w:r>
+    </w:p>
+    <w:p>
+      <w:pPr>
+        <w:spacing w:after="80"/>
+      </w:pPr>
+      <w:r>
+        <w:rPr>
+          <w:rFonts w:ascii="Calibri" w:cs="Calibri" w:eastAsia="Calibri" w:hAnsi="Calibri"/>
+          <w:b w:val="false"/>
+          <w:bCs w:val="false"/>
+          <w:color w:val="1F2937"/>
+          <w:sz w:val="22"/>
+          <w:szCs w:val="22"/>
+        </w:rPr>
+        <w:t xml:space="preserve">¶57 — libellé d'origine : « hors fenêtre au 18/10 (expirée ou statut inconnu) ».</w:t>
+      </w:r>
+    </w:p>
+    <w:p>
+      <w:pPr>
+        <w:spacing w:after="80"/>
+      </w:pPr>
+      <w:r>
+        <w:rPr>
+          <w:rFonts w:ascii="Calibri" w:cs="Calibri" w:eastAsia="Calibri" w:hAnsi="Calibri"/>
+          <w:b w:val="false"/>
+          <w:bCs w:val="false"/>
+          <w:color w:val="1F2937"/>
+          <w:sz w:val="22"/>
+          <w:szCs w:val="22"/>
+        </w:rPr>
+        <w:t xml:space="preserve">¶67 — libellé d'origine : « l'iMac M6 devrait être « simply a chip update » sans changement de design ».</w:t>
+      </w:r>
+    </w:p>
+    <w:p>
+      <w:pPr>
+        <w:spacing w:after="80"/>
+      </w:pPr>
+      <w:r>
+        <w:rPr>
+          <w:rFonts w:ascii="Calibri" w:cs="Calibri" w:eastAsia="Calibri" w:hAnsi="Calibri"/>
+          <w:b w:val="false"/>
+          <w:bCs w:val="false"/>
+          <w:color w:val="1F2937"/>
+          <w:sz w:val="22"/>
+          <w:szCs w:val="22"/>
+        </w:rPr>
+        <w:t xml:space="preserve">¶71 — libellé d'origine : « Procédé : première puce Apple en 2 nm (le M4 est en 3 nm N3E selon MacRumors — non relu cette exécution). »</w:t>
+      </w:r>
+    </w:p>
+    <w:p>
+      <w:pPr>
+        <w:spacing w:after="80"/>
+      </w:pPr>
+      <w:r>
+        <w:rPr>
+          <w:rFonts w:ascii="Calibri" w:cs="Calibri" w:eastAsia="Calibri" w:hAnsi="Calibri"/>
+          <w:b w:val="false"/>
+          <w:bCs w:val="false"/>
+          <w:color w:val="1F2937"/>
+          <w:sz w:val="22"/>
+          <w:szCs w:val="22"/>
+        </w:rPr>
+        <w:t xml:space="preserve">¶83 — libellé d'origine : « Pour : puce 2 nm (vs 3 nm M4), performances en hausse, nouvelles couleurs. »</w:t>
+      </w:r>
+    </w:p>
+    <w:p>
+      <w:pPr>
+        <w:spacing w:after="80"/>
+      </w:pPr>
+      <w:r>
+        <w:rPr>
+          <w:rFonts w:ascii="Calibri" w:cs="Calibri" w:eastAsia="Calibri" w:hAnsi="Calibri"/>
+          <w:b w:val="false"/>
+          <w:bCs w:val="false"/>
+          <w:color w:val="1F2937"/>
+          <w:sz w:val="22"/>
+          <w:szCs w:val="22"/>
+        </w:rPr>
+        <w:t xml:space="preserve">¶107 — libellé d'origine : « article spécifique introuvable (404) ; homepage accessible ».</w:t>
+      </w:r>
+    </w:p>
+    <w:p>
+      <w:pPr>
+        <w:spacing w:after="80"/>
+      </w:pPr>
+      <w:r>
+        <w:rPr>
+          <w:rFonts w:ascii="Calibri" w:cs="Calibri" w:eastAsia="Calibri" w:hAnsi="Calibri"/>
+          <w:b w:val="false"/>
+          <w:bCs w:val="false"/>
+          <w:color w:val="1F2937"/>
+          <w:sz w:val="22"/>
+          <w:szCs w:val="22"/>
+        </w:rPr>
+        <w:t xml:space="preserve">¶111 à ¶116 — deux items de veille du 11/10 n'étaient pas repris : « Confirmer prix Dell EC27260 chez dell.com/fr-fr » et « Promo Boulanger sur le 10c/10c 256 Go (1 899 € au 11/10) : item de veille du 04/10, toujours en ligne, à suivre ».</w:t>
+      </w:r>
+    </w:p>
+    <w:p>
+      <w:pPr>
+        <w:spacing w:after="80"/>
+      </w:pPr>
+      <w:r>
+        <w:rPr>
+          <w:rFonts w:ascii="Calibri" w:cs="Calibri" w:eastAsia="Calibri" w:hAnsi="Calibri"/>
+          <w:b w:val="false"/>
+          <w:bCs w:val="false"/>
+          <w:color w:val="1F2937"/>
+          <w:sz w:val="22"/>
+          <w:szCs w:val="22"/>
+        </w:rPr>
+        <w:t xml:space="preserve">⛔ NON CORRIGÉ, ET C'EST DIT : le document n'a aucun tableau Word — ses trois tableaux de prix sont des paragraphes à barres verticales, là où seize des dix-huit éditions précédentes de la série en portent trois à six. Le défaut est de forme et tient au script générateur, pas au contenu : il se corrige dans le prompt, pas dans ce fichier. Le contrôle d'intégrité ne regarde jamais un tableau.</w:t>
       </w:r>
     </w:p>
     <w:sectPr>

--- a/sources/veille/imac/2026-10-18_veille_imac.docx
+++ b/sources/veille/imac/2026-10-18_veille_imac.docx
@@ -2429,18 +2429,15 @@
         </w:rPr>
         <w:t xml:space="preserve">⛔ 12. </w:t>
       </w:r>
-      <w:hyperlink w:history="1" r:id="rIda7nst6cqoemb7k8rmiu2q">
-        <w:r>
-          <w:rPr>
-            <w:rFonts w:ascii="Calibri" w:cs="Calibri" w:eastAsia="Calibri" w:hAnsi="Calibri"/>
-            <w:color w:val="1155CC"/>
-            <w:sz w:val="22"/>
-            <w:szCs w:val="22"/>
-            <w:u w:val="single"/>
-          </w:rPr>
-          <w:t xml:space="preserve">MacRumors — roundup puce M6</w:t>
-        </w:r>
-      </w:hyperlink>
+      <w:r>
+        <w:rPr>
+          <w:rFonts w:ascii="Calibri" w:cs="Calibri" w:eastAsia="Calibri" w:hAnsi="Calibri"/>
+          <w:color w:val="1F2937"/>
+          <w:sz w:val="22"/>
+          <w:szCs w:val="22"/>
+        </w:rPr>
+        <w:t xml:space="preserve">MacRumors — roundup puce M6</w:t>
+      </w:r>
       <w:r>
         <w:rPr>
           <w:rFonts w:ascii="Calibri" w:cs="Calibri" w:eastAsia="Calibri" w:hAnsi="Calibri"/>
@@ -2449,6 +2446,17 @@
           <w:szCs w:val="22"/>
         </w:rPr>
         <w:t xml:space="preserve"> — page introuvable (404). Specs M6 relues sur apple.com/fr/mac-mini/ (source 4) cette exécution.</w:t>
+      </w:r>
+      <w:r>
+        <w:rPr>
+          <w:rFonts w:ascii="Calibri" w:cs="Calibri" w:eastAsia="Calibri" w:hAnsi="Calibri"/>
+          <w:i/>
+          <w:iCs/>
+          <w:color w:val="6B7280"/>
+          <w:sz w:val="20"/>
+          <w:szCs w:val="20"/>
+        </w:rPr>
+        <w:t xml:space="preserve">   [Corrigé le 25/10/2026 : le 404 est déjà déclaré ci-dessus, par l'exécution du 18/10 elle-même ; l'hyperlien, lui, restait cliquable vers une page introuvable. 404 revérifié le 25/10/2026, et aucun instantané Wayback n'existe pour macrumors.com/guide/m6/ : lien retiré, adresse et déclaration conservées. Même traitement que les deux ressources mortes de la leçon n°3 d'ennéagramme (09/10/2026)]</w:t>
       </w:r>
     </w:p>
     <w:p>
@@ -2975,6 +2983,20 @@
           <w:szCs w:val="22"/>
         </w:rPr>
         <w:t xml:space="preserve">⛔ NON CORRIGÉ, ET C'EST DIT : le document n'a aucun tableau Word — ses trois tableaux de prix sont des paragraphes à barres verticales, là où seize des dix-huit éditions précédentes de la série en portent trois à six. Le défaut est de forme et tient au script générateur, pas au contenu : il se corrige dans le prompt, pas dans ce fichier. Le contrôle d'intégrité ne regarde jamais un tableau.</w:t>
+      </w:r>
+    </w:p>
+    <w:p>
+      <w:pPr>
+        <w:spacing w:after="80"/>
+      </w:pPr>
+      <w:r>
+        <w:rPr>
+          <w:rFonts w:ascii="Calibri" w:cs="Calibri" w:eastAsia="Calibri" w:hAnsi="Calibri"/>
+          <w:color w:val="1F2937"/>
+          <w:sz w:val="22"/>
+          <w:szCs w:val="22"/>
+        </w:rPr>
+        <w:t xml:space="preserve">Note relue le 25/10/2026 au cours du balayage des 1 351 adresses du dépôt. L'adresse macrumors.com/guide/m6/, dont cette note DÉCLARE elle-même le 404 depuis le 18/10, restait pourtant un hyperlien cliquable. Le lien est retiré, l'adresse et la déclaration sont conservées en clair. Aucun autre changement : le 404 était déjà dit, et les specs M6 avaient déjà été relues sur apple.com/fr/mac-mini/.</w:t>
       </w:r>
     </w:p>
     <w:sectPr>
